--- a/tillsyn/A 38156-2026 tillsynsbegäran.docx
+++ b/tillsyn/A 38156-2026 tillsynsbegäran.docx
@@ -763,7 +763,7 @@
     <w:r>
       <w:tab/>
       <w:tab/>
-      <w:t>2026-09-17</w:t>
+      <w:t>2026-09-18</w:t>
       <w:br/>
       <w:br/>
     </w:r>

--- a/tillsyn/A 38156-2026 tillsynsbegäran.docx
+++ b/tillsyn/A 38156-2026 tillsynsbegäran.docx
@@ -763,7 +763,7 @@
     <w:r>
       <w:tab/>
       <w:tab/>
-      <w:t>2026-09-18</w:t>
+      <w:t>2026-09-19</w:t>
       <w:br/>
       <w:br/>
     </w:r>

--- a/tillsyn/A 38156-2026 tillsynsbegäran.docx
+++ b/tillsyn/A 38156-2026 tillsynsbegäran.docx
@@ -763,7 +763,7 @@
     <w:r>
       <w:tab/>
       <w:tab/>
-      <w:t>2026-09-19</w:t>
+      <w:t>2026-09-21</w:t>
       <w:br/>
       <w:br/>
     </w:r>

--- a/tillsyn/A 38156-2026 tillsynsbegäran.docx
+++ b/tillsyn/A 38156-2026 tillsynsbegäran.docx
@@ -763,7 +763,7 @@
     <w:r>
       <w:tab/>
       <w:tab/>
-      <w:t>2026-09-21</w:t>
+      <w:t>2026-09-23</w:t>
       <w:br/>
       <w:br/>
     </w:r>

--- a/tillsyn/A 38156-2026 tillsynsbegäran.docx
+++ b/tillsyn/A 38156-2026 tillsynsbegäran.docx
@@ -763,7 +763,7 @@
     <w:r>
       <w:tab/>
       <w:tab/>
-      <w:t>2026-09-23</w:t>
+      <w:t>2026-09-24</w:t>
       <w:br/>
       <w:br/>
     </w:r>

--- a/tillsyn/A 38156-2026 tillsynsbegäran.docx
+++ b/tillsyn/A 38156-2026 tillsynsbegäran.docx
@@ -763,7 +763,7 @@
     <w:r>
       <w:tab/>
       <w:tab/>
-      <w:t>2026-09-24</w:t>
+      <w:t>2026-09-25</w:t>
       <w:br/>
       <w:br/>
     </w:r>

--- a/tillsyn/A 38156-2026 tillsynsbegäran.docx
+++ b/tillsyn/A 38156-2026 tillsynsbegäran.docx
@@ -763,7 +763,7 @@
     <w:r>
       <w:tab/>
       <w:tab/>
-      <w:t>2026-09-25</w:t>
+      <w:t>2026-09-26</w:t>
       <w:br/>
       <w:br/>
     </w:r>

--- a/tillsyn/A 38156-2026 tillsynsbegäran.docx
+++ b/tillsyn/A 38156-2026 tillsynsbegäran.docx
@@ -763,7 +763,7 @@
     <w:r>
       <w:tab/>
       <w:tab/>
-      <w:t>2026-09-26</w:t>
+      <w:t>2026-09-27</w:t>
       <w:br/>
       <w:br/>
     </w:r>

--- a/tillsyn/A 38156-2026 tillsynsbegäran.docx
+++ b/tillsyn/A 38156-2026 tillsynsbegäran.docx
@@ -763,7 +763,7 @@
     <w:r>
       <w:tab/>
       <w:tab/>
-      <w:t>2026-09-27</w:t>
+      <w:t>2026-09-28</w:t>
       <w:br/>
       <w:br/>
     </w:r>

--- a/tillsyn/A 38156-2026 tillsynsbegäran.docx
+++ b/tillsyn/A 38156-2026 tillsynsbegäran.docx
@@ -763,7 +763,7 @@
     <w:r>
       <w:tab/>
       <w:tab/>
-      <w:t>2026-09-28</w:t>
+      <w:t>2026-09-29</w:t>
       <w:br/>
       <w:br/>
     </w:r>

--- a/tillsyn/A 38156-2026 tillsynsbegäran.docx
+++ b/tillsyn/A 38156-2026 tillsynsbegäran.docx
@@ -763,7 +763,7 @@
     <w:r>
       <w:tab/>
       <w:tab/>
-      <w:t>2026-09-29</w:t>
+      <w:t>2026-09-30</w:t>
       <w:br/>
       <w:br/>
     </w:r>

--- a/tillsyn/A 38156-2026 tillsynsbegäran.docx
+++ b/tillsyn/A 38156-2026 tillsynsbegäran.docx
@@ -763,7 +763,7 @@
     <w:r>
       <w:tab/>
       <w:tab/>
-      <w:t>2026-09-30</w:t>
+      <w:t>2026-10-01</w:t>
       <w:br/>
       <w:br/>
     </w:r>

--- a/tillsyn/A 38156-2026 tillsynsbegäran.docx
+++ b/tillsyn/A 38156-2026 tillsynsbegäran.docx
@@ -763,7 +763,7 @@
     <w:r>
       <w:tab/>
       <w:tab/>
-      <w:t>2026-10-01</w:t>
+      <w:t>2026-10-02</w:t>
       <w:br/>
       <w:br/>
     </w:r>

--- a/tillsyn/A 38156-2026 tillsynsbegäran.docx
+++ b/tillsyn/A 38156-2026 tillsynsbegäran.docx
@@ -763,7 +763,7 @@
     <w:r>
       <w:tab/>
       <w:tab/>
-      <w:t>2026-10-02</w:t>
+      <w:t>2026-10-03</w:t>
       <w:br/>
       <w:br/>
     </w:r>

--- a/tillsyn/A 38156-2026 tillsynsbegäran.docx
+++ b/tillsyn/A 38156-2026 tillsynsbegäran.docx
@@ -763,7 +763,7 @@
     <w:r>
       <w:tab/>
       <w:tab/>
-      <w:t>2026-10-03</w:t>
+      <w:t>2026-10-04</w:t>
       <w:br/>
       <w:br/>
     </w:r>

--- a/tillsyn/A 38156-2026 tillsynsbegäran.docx
+++ b/tillsyn/A 38156-2026 tillsynsbegäran.docx
@@ -763,7 +763,7 @@
     <w:r>
       <w:tab/>
       <w:tab/>
-      <w:t>2026-10-04</w:t>
+      <w:t>2026-10-05</w:t>
       <w:br/>
       <w:br/>
     </w:r>

--- a/tillsyn/A 38156-2026 tillsynsbegäran.docx
+++ b/tillsyn/A 38156-2026 tillsynsbegäran.docx
@@ -763,7 +763,7 @@
     <w:r>
       <w:tab/>
       <w:tab/>
-      <w:t>2026-10-05</w:t>
+      <w:t>2026-10-06</w:t>
       <w:br/>
       <w:br/>
     </w:r>

--- a/tillsyn/A 38156-2026 tillsynsbegäran.docx
+++ b/tillsyn/A 38156-2026 tillsynsbegäran.docx
@@ -763,7 +763,7 @@
     <w:r>
       <w:tab/>
       <w:tab/>
-      <w:t>2026-10-06</w:t>
+      <w:t>2026-10-07</w:t>
       <w:br/>
       <w:br/>
     </w:r>

--- a/tillsyn/A 38156-2026 tillsynsbegäran.docx
+++ b/tillsyn/A 38156-2026 tillsynsbegäran.docx
@@ -763,7 +763,7 @@
     <w:r>
       <w:tab/>
       <w:tab/>
-      <w:t>2026-10-07</w:t>
+      <w:t>2026-10-08</w:t>
       <w:br/>
       <w:br/>
     </w:r>

--- a/tillsyn/A 38156-2026 tillsynsbegäran.docx
+++ b/tillsyn/A 38156-2026 tillsynsbegäran.docx
@@ -763,7 +763,7 @@
     <w:r>
       <w:tab/>
       <w:tab/>
-      <w:t>2026-10-08</w:t>
+      <w:t>2026-10-09</w:t>
       <w:br/>
       <w:br/>
     </w:r>

--- a/tillsyn/A 38156-2026 tillsynsbegäran.docx
+++ b/tillsyn/A 38156-2026 tillsynsbegäran.docx
@@ -763,7 +763,7 @@
     <w:r>
       <w:tab/>
       <w:tab/>
-      <w:t>2026-10-09</w:t>
+      <w:t>2026-10-10</w:t>
       <w:br/>
       <w:br/>
     </w:r>

--- a/tillsyn/A 38156-2026 tillsynsbegäran.docx
+++ b/tillsyn/A 38156-2026 tillsynsbegäran.docx
@@ -65,7 +65,7 @@
     </w:p>
     <w:p>
       <w:r>
-        <w:t>Inom 20 meter från avverkningsanmälan finns fynd av 22 naturvårdsarter, varav 6 är rödlistade, 12 är fridlysta, 7 är typiska (T) och 3 är signalarter (S): ask (EN), skogsalm (EN), brunfläckig pärlemorfjäril (VU), drillsnäppa (NT, §4), järnsparv (NT, §4), mindre tåtelsmygare (NT), korallrot (S, T, §8), mönjevaxing (S), trådticka (S, T), ekbräken (T), kärrviol (T), liljekonvalj (T), stjärtmes (T, §4), ängskovall (T), större brunfladdermus (§4a), svartvit flugsnappare (§4), trädlärka (§4), huggorm (§6), kopparödla (§6), vanlig groda (§6), vanlig snok (§6) och grönvit nattviol (§8). Se Figur 1.</w:t>
+        <w:t>Inom 20 meter från avverkningsanmälan finns fynd av 23 naturvårdsarter, varav 6 är rödlistade, 12 är fridlysta, 7 är typiska (T) och 4 är signalarter (S): ask (EN), skogsalm (EN), brunfläckig pärlemorfjäril (VU), drillsnäppa (NT, §4), järnsparv (NT, §4), mindre tåtelsmygare (NT), hagfingersvamp (S), korallrot (S, T, §8), mönjevaxing (S), trådticka (S, T), ekbräken (T), kärrviol (T), liljekonvalj (T), stjärtmes (T, §4), ängskovall (T), större brunfladdermus (§4a), svartvit flugsnappare (§4), trädlärka (§4), huggorm (§6), kopparödla (§6), vanlig groda (§6), vanlig snok (§6) och grönvit nattviol (§8). Se Figur 1.</w:t>
       </w:r>
     </w:p>
     <w:p>
@@ -763,7 +763,7 @@
     <w:r>
       <w:tab/>
       <w:tab/>
-      <w:t>2026-10-10</w:t>
+      <w:t>2026-10-11</w:t>
       <w:br/>
       <w:br/>
     </w:r>

--- a/tillsyn/A 38156-2026 tillsynsbegäran.docx
+++ b/tillsyn/A 38156-2026 tillsynsbegäran.docx
@@ -763,7 +763,7 @@
     <w:r>
       <w:tab/>
       <w:tab/>
-      <w:t>2026-10-11</w:t>
+      <w:t>2026-10-12</w:t>
       <w:br/>
       <w:br/>
     </w:r>

--- a/tillsyn/A 38156-2026 tillsynsbegäran.docx
+++ b/tillsyn/A 38156-2026 tillsynsbegäran.docx
@@ -763,7 +763,7 @@
     <w:r>
       <w:tab/>
       <w:tab/>
-      <w:t>2026-10-12</w:t>
+      <w:t>2026-10-13</w:t>
       <w:br/>
       <w:br/>
     </w:r>

--- a/tillsyn/A 38156-2026 tillsynsbegäran.docx
+++ b/tillsyn/A 38156-2026 tillsynsbegäran.docx
@@ -763,7 +763,7 @@
     <w:r>
       <w:tab/>
       <w:tab/>
-      <w:t>2026-10-13</w:t>
+      <w:t>2026-10-14</w:t>
       <w:br/>
       <w:br/>
     </w:r>

--- a/tillsyn/A 38156-2026 tillsynsbegäran.docx
+++ b/tillsyn/A 38156-2026 tillsynsbegäran.docx
@@ -763,7 +763,7 @@
     <w:r>
       <w:tab/>
       <w:tab/>
-      <w:t>2026-10-14</w:t>
+      <w:t>2026-10-15</w:t>
       <w:br/>
       <w:br/>
     </w:r>

--- a/tillsyn/A 38156-2026 tillsynsbegäran.docx
+++ b/tillsyn/A 38156-2026 tillsynsbegäran.docx
@@ -763,7 +763,7 @@
     <w:r>
       <w:tab/>
       <w:tab/>
-      <w:t>2026-10-15</w:t>
+      <w:t>2026-10-16</w:t>
       <w:br/>
       <w:br/>
     </w:r>

--- a/tillsyn/A 38156-2026 tillsynsbegäran.docx
+++ b/tillsyn/A 38156-2026 tillsynsbegäran.docx
@@ -763,7 +763,7 @@
     <w:r>
       <w:tab/>
       <w:tab/>
-      <w:t>2026-10-16</w:t>
+      <w:t>2026-10-17</w:t>
       <w:br/>
       <w:br/>
     </w:r>

--- a/tillsyn/A 38156-2026 tillsynsbegäran.docx
+++ b/tillsyn/A 38156-2026 tillsynsbegäran.docx
@@ -22,7 +22,7 @@
       <w:r>
         <w:drawing>
           <wp:inline xmlns:a="http://schemas.openxmlformats.org/drawingml/2006/main" xmlns:pic="http://schemas.openxmlformats.org/drawingml/2006/picture">
-            <wp:extent cx="5486400" cy="4426827"/>
+            <wp:extent cx="5486400" cy="4541834"/>
             <wp:docPr id="1" name="Picture 1"/>
             <wp:cNvGraphicFramePr>
               <a:graphicFrameLocks noChangeAspect="1"/>
@@ -43,7 +43,7 @@
                   <pic:spPr>
                     <a:xfrm>
                       <a:off x="0" y="0"/>
-                      <a:ext cx="5486400" cy="4426827"/>
+                      <a:ext cx="5486400" cy="4541834"/>
                     </a:xfrm>
                     <a:prstGeom prst="rect"/>
                   </pic:spPr>
@@ -65,7 +65,7 @@
     </w:p>
     <w:p>
       <w:r>
-        <w:t>Inom 20 meter från avverkningsanmälan finns fynd av 23 naturvårdsarter, varav 6 är rödlistade, 12 är fridlysta, 7 är typiska (T) och 4 är signalarter (S): ask (EN), skogsalm (EN), brunfläckig pärlemorfjäril (VU), drillsnäppa (NT, §4), järnsparv (NT, §4), mindre tåtelsmygare (NT), hagfingersvamp (S), korallrot (S, T, §8), mönjevaxing (S), trådticka (S, T), ekbräken (T), kärrviol (T), liljekonvalj (T), stjärtmes (T, §4), ängskovall (T), större brunfladdermus (§4a), svartvit flugsnappare (§4), trädlärka (§4), huggorm (§6), kopparödla (§6), vanlig groda (§6), vanlig snok (§6) och grönvit nattviol (§8). Se Figur 1.</w:t>
+        <w:t>Inom 20 meter från avverkningsanmälan finns fynd av 24 naturvårdsarter, varav 7 är rödlistade, 13 är fridlysta, 8 är typiska (T) och 4 är signalarter (S): ask (EN), skogsalm (EN), brunfläckig pärlemorfjäril (VU), drillsnäppa (NT, §4), entita (NT, T, §4), järnsparv (NT, §4), mindre tåtelsmygare (NT), hagfingersvamp (S), korallrot (S, T, §8), mönjevaxing (S), trådticka (S, T), ekbräken (T), kärrviol (T), liljekonvalj (T), stjärtmes (T, §4), ängskovall (T), större brunfladdermus (§4a), svartvit flugsnappare (§4), trädlärka (§4), huggorm (§6), kopparödla (§6), vanlig groda (§6), vanlig snok (§6) och grönvit nattviol (§8). Se Figur 1.</w:t>
       </w:r>
     </w:p>
     <w:p>
@@ -101,7 +101,7 @@
     </w:p>
     <w:p>
       <w:r>
-        <w:t>Nedan följer beskrivningar av de naturvårdsarter och fridlysta arter som har sina livsmiljöer och växtplatser i den avverkningsanmälda skogen. De påträffade naturvårdsarterna är ett tydligt kvitto på att det rör sig om en skog med höga naturvärden.</w:t>
+        <w:t>Nedan följer beskrivningar av de naturvårdsarter och fridlysta arter som har sina livsmiljöer och växtplatser i den avverkningsanmälda skogen. Se även ytterligare artfakta i BILAGA 1. De påträffade naturvårdsarterna är ett tydligt kvitto på att det rör sig om en skog med höga naturvärden.</w:t>
       </w:r>
     </w:p>
     <w:p>
@@ -113,6 +113,26 @@
       </w:r>
       <w:r>
         <w:t xml:space="preserve"> växer naturligt på frisk till fuktig, näringsrik, mullrik mark, gärna med rörligt, ytnära grundvatten. Asken är mycket viktig för den biologiska mångfalden och den är värd för minst 213 arter i olika organismgrupper, av vilka åtminstone 42 är askspecialister, ytterligare 8 arter förekommer endast på ask och alm. Bland dessa kan nämnas asknätfjäril (EN, §4a), askvårtlav (EN) och askpraktbagge (NT). Det finns en ökad risk att dessa arter försvinner när populationen av ask minskar. Asken är kraftigt drabbad av askskottsjukan, men angripna askar bör inte avverkas eftersom det är så många andra arter knutna till ask, såväl till döda som till levande träd. Eftersom sjukdomen är vindspridd så finns den redan nästan överallt där det finns askar, och till skillnad från almsjukan så förhindrar eller försvårar man inte spridningen genom att ta bort träd. Asken är globalt rödlistad som nära hotad (NT) vilket medför ett internationellt ansvar för arten (SLU Artdatabanken, 2026; IUCN, 2017).</w:t>
+      </w:r>
+    </w:p>
+    <w:p>
+      <w:r>
+        <w:rPr>
+          <w:b/>
+        </w:rPr>
+        <w:t>Entita (NT, §4)</w:t>
+      </w:r>
+      <w:r>
+        <w:t xml:space="preserve">, rödlistad som nära hotad och prioriterad art i Skogsvårdslagen, har häckningsrevir i anmälan. Minskningstakten innevarande 10-årsperiod beräknas till 20 (10–30) % och bedöms vara nära gränsvärdet för Sårbar (VU). Entitan är ortstrogen och reviret är i genomsnitt omkring 5 hektar, ibland uppåt 20 hektar stort. Entitan är en utpräglad lövskogsfågel som föredrar flerskiktade, gärna högvuxna skogar med inslag av äldre träd och välutvecklat buskskikt. Även alkärr med videsnår hör till de miljöer som utnyttjas. Arten häckar ofta i skogar som är svagt eller inte alls påverkade av skogsbruk, ofta rör det sig om värdekärnor med höga naturvärden. Entitan missgynnas av konventionellt skogsbruk och dess ortstrohet och dåliga spridningsförmåga gör den känslig för fragmentering. Entita är typisk art för </w:t>
+      </w:r>
+      <w:r>
+        <w:rPr>
+          <w:i/>
+        </w:rPr>
+        <w:t>9080 Lövsumpskog</w:t>
+      </w:r>
+      <w:r>
+        <w:t xml:space="preserve"> (Skogsstyrelsen, 2016, SLU Artdatabanken, 2021).</w:t>
       </w:r>
     </w:p>
     <w:p>
@@ -330,7 +350,7 @@
     </w:p>
     <w:p>
       <w:r>
-        <w:t>Följande typiska arter har sina livsmiljöer och växtplatser i den avverkningsanmälda skogen: korallrot (S, T, §8), trådticka (S, T), ekbräken (T), kärrviol (T), liljekonvalj (T), stjärtmes (T, §4) och ängskovall (T).</w:t>
+        <w:t>Följande typiska arter har sina livsmiljöer och växtplatser i den avverkningsanmälda skogen: entita (NT, T, §4), korallrot (S, T, §8), trådticka (S, T), ekbräken (T), kärrviol (T), liljekonvalj (T), stjärtmes (T, §4) och ängskovall (T).</w:t>
       </w:r>
     </w:p>
     <w:p>
@@ -397,7 +417,93 @@
         <w:pStyle w:val="Title"/>
       </w:pPr>
       <w:r>
-        <w:t>BILAGA 1 – EU:s art- och habitatdirektiv, fågeldirektiv och naturrestaureringsförordning</w:t>
+        <w:t>BILAGA 1 – Fridlysta arter</w:t>
+      </w:r>
+    </w:p>
+    <w:p>
+      <w:pPr>
+        <w:pStyle w:val="Heading1"/>
+      </w:pPr>
+      <w:r>
+        <w:t>Entita – ekologi samt krav på livsmiljön</w:t>
+      </w:r>
+    </w:p>
+    <w:p>
+      <w:r>
+        <w:t xml:space="preserve">Entita (NT, §4) är rödlistad som nära hotad, fridlyst och prioriterad art enligt Skogsvårdslagen. Den omfattas av EU:s fågeldirektiv och är typisk art för </w:t>
+      </w:r>
+      <w:r>
+        <w:rPr>
+          <w:i/>
+        </w:rPr>
+        <w:t>9080 Lövsumpskog</w:t>
+      </w:r>
+      <w:r>
+        <w:t>. Minskningstakten har uppgått till 20 (10–30) % under de senaste 10 åren och bedöms vara nära gränsvärdet för Sårbar (VU). (A2b) (SLU Artdatabanken, 2021).</w:t>
+      </w:r>
+    </w:p>
+    <w:p>
+      <w:r>
+        <w:t>Entitan är en utpräglad lövskogsfågel som påträffas i ädellövskogar, strandskogar, ekhagar, igenväxande hagmarker, lövdungar, parker och trädgårdar. Den föredrar flerskiktade, gärna högvuxna skogar med inslag av äldre träd och med ett välutvecklat buskskikt. Ek- och hasseldominerade skogar och dungar, samt alkärr med videsnår, hör till de miljöer som ofta utnyttjas. I sydligaste Sverige är bokskog en viktig miljö (Skogsstyrelsen, 2016).</w:t>
+      </w:r>
+    </w:p>
+    <w:p>
+      <w:r>
+        <w:t>Reviren är relativt stora för en småfågel, i genomsnitt omkring 5 hektar men de kan vara upp till 20 hektar. Entitan är en utpräglad stannfågel och rör sig inte långt från kläckningsplatsen; ungfåglarna sprider sig sällan mer än 5 km från födelseplatsen och etablerade fåglar lämnar därefter inte sitt revir (Skogsstyrelsen, 2016). Det häckande paret försvarar sitt revir året runt. De tillåter dock en grupp av ungfåglar att etablera sig inom deras revir och så bildas en vinterflock, vilket sker redan i juni månad. Även under kalla vintrar stannar entitan kvar inom sitt revir. Hittar man entitor vid sitt foderbord beror det på att fågelmatningen ligger inom ett entiterevir (SLU Artdatabanken, 2021). Arten är känslig för fragmentering och har svårt att etablera sig i isolerade skogsområden. Entitan är hålhäckare, men kan inte själv hacka fram sitt hål utan är beroende av miljöer som erbjuder naturliga hål (Skogsstyrelsen, 2016).</w:t>
+      </w:r>
+    </w:p>
+    <w:p>
+      <w:r>
+        <w:t>Arten häckar ofta i skogar som är svagt eller inte alls påverkade av skogsbruk. Särskilt i Svealand ofta i skogar som har höga naturvärden och utgör skogliga värdekärnor. Entitan missgynnas av konventionellt skogsbruk genom minskad förekomst av risiga, flerskiktade skogar liksom av avverkning av lövträdsrika kantzoner. Entitans ortstrohet och dåliga spridningsförmåga gör den känslig för fragmentering (Skogsstyrelsen, 2016).</w:t>
+      </w:r>
+    </w:p>
+    <w:p>
+      <w:pPr>
+        <w:pStyle w:val="Heading2"/>
+      </w:pPr>
+      <w:r>
+        <w:t>Referenser – entita</w:t>
+      </w:r>
+    </w:p>
+    <w:p>
+      <w:r>
+        <w:t xml:space="preserve">Skogsstyrelsen, 2016. </w:t>
+      </w:r>
+      <w:r>
+        <w:rPr>
+          <w:i/>
+        </w:rPr>
+        <w:t xml:space="preserve">Vägledning för hänsyn till entita. </w:t>
+      </w:r>
+      <w:r>
+        <w:t>https://www.skogsstyrelsen.se/globalassets/lag-och-tillsyn/artskydd/vagledningar-for-hansyn-till-faglar/entita-vagledning-hansyn2.pdf</w:t>
+      </w:r>
+    </w:p>
+    <w:p>
+      <w:r>
+        <w:t xml:space="preserve">SLU Artdatabanken, 2021. </w:t>
+      </w:r>
+      <w:r>
+        <w:rPr>
+          <w:i/>
+        </w:rPr>
+        <w:t xml:space="preserve">Artfaktablad. Naturvård – artfakta. </w:t>
+      </w:r>
+      <w:r>
+        <w:t>SLU Artdatabanken, Uppsala</w:t>
+      </w:r>
+    </w:p>
+    <w:p>
+      <w:r>
+        <w:br w:type="page"/>
+      </w:r>
+    </w:p>
+    <w:p>
+      <w:pPr>
+        <w:pStyle w:val="Title"/>
+      </w:pPr>
+      <w:r>
+        <w:t>BILAGA 2 – EU:s art- och habitatdirektiv, fågeldirektiv och naturrestaureringsförordning</w:t>
       </w:r>
     </w:p>
     <w:p>
@@ -763,7 +869,7 @@
     <w:r>
       <w:tab/>
       <w:tab/>
-      <w:t>2026-10-17</w:t>
+      <w:t>2026-10-18</w:t>
       <w:br/>
       <w:br/>
     </w:r>

--- a/tillsyn/A 38156-2026 tillsynsbegäran.docx
+++ b/tillsyn/A 38156-2026 tillsynsbegäran.docx
@@ -869,7 +869,7 @@
     <w:r>
       <w:tab/>
       <w:tab/>
-      <w:t>2026-10-18</w:t>
+      <w:t>2026-10-19</w:t>
       <w:br/>
       <w:br/>
     </w:r>

--- a/tillsyn/A 38156-2026 tillsynsbegäran.docx
+++ b/tillsyn/A 38156-2026 tillsynsbegäran.docx
@@ -869,7 +869,7 @@
     <w:r>
       <w:tab/>
       <w:tab/>
-      <w:t>2026-10-19</w:t>
+      <w:t>2026-10-20</w:t>
       <w:br/>
       <w:br/>
     </w:r>

--- a/tillsyn/A 38156-2026 tillsynsbegäran.docx
+++ b/tillsyn/A 38156-2026 tillsynsbegäran.docx
@@ -869,7 +869,7 @@
     <w:r>
       <w:tab/>
       <w:tab/>
-      <w:t>2026-10-20</w:t>
+      <w:t>2026-10-21</w:t>
       <w:br/>
       <w:br/>
     </w:r>

--- a/tillsyn/A 38156-2026 tillsynsbegäran.docx
+++ b/tillsyn/A 38156-2026 tillsynsbegäran.docx
@@ -869,7 +869,7 @@
     <w:r>
       <w:tab/>
       <w:tab/>
-      <w:t>2026-10-21</w:t>
+      <w:t>2026-10-22</w:t>
       <w:br/>
       <w:br/>
     </w:r>

--- a/tillsyn/A 38156-2026 tillsynsbegäran.docx
+++ b/tillsyn/A 38156-2026 tillsynsbegäran.docx
@@ -869,7 +869,7 @@
     <w:r>
       <w:tab/>
       <w:tab/>
-      <w:t>2026-10-22</w:t>
+      <w:t>2026-10-23</w:t>
       <w:br/>
       <w:br/>
     </w:r>

--- a/tillsyn/A 38156-2026 tillsynsbegäran.docx
+++ b/tillsyn/A 38156-2026 tillsynsbegäran.docx
@@ -869,7 +869,7 @@
     <w:r>
       <w:tab/>
       <w:tab/>
-      <w:t>2026-10-23</w:t>
+      <w:t>2026-10-24</w:t>
       <w:br/>
       <w:br/>
     </w:r>

--- a/tillsyn/A 38156-2026 tillsynsbegäran.docx
+++ b/tillsyn/A 38156-2026 tillsynsbegäran.docx
@@ -869,7 +869,7 @@
     <w:r>
       <w:tab/>
       <w:tab/>
-      <w:t>2026-10-24</w:t>
+      <w:t>2026-10-25</w:t>
       <w:br/>
       <w:br/>
     </w:r>

--- a/tillsyn/A 38156-2026 tillsynsbegäran.docx
+++ b/tillsyn/A 38156-2026 tillsynsbegäran.docx
@@ -869,7 +869,7 @@
     <w:r>
       <w:tab/>
       <w:tab/>
-      <w:t>2026-10-25</w:t>
+      <w:t>2026-10-26</w:t>
       <w:br/>
       <w:br/>
     </w:r>

--- a/tillsyn/A 38156-2026 tillsynsbegäran.docx
+++ b/tillsyn/A 38156-2026 tillsynsbegäran.docx
@@ -869,7 +869,7 @@
     <w:r>
       <w:tab/>
       <w:tab/>
-      <w:t>2026-10-26</w:t>
+      <w:t>2026-10-27</w:t>
       <w:br/>
       <w:br/>
     </w:r>

--- a/tillsyn/A 38156-2026 tillsynsbegäran.docx
+++ b/tillsyn/A 38156-2026 tillsynsbegäran.docx
@@ -869,7 +869,7 @@
     <w:r>
       <w:tab/>
       <w:tab/>
-      <w:t>2026-10-27</w:t>
+      <w:t>2026-10-28</w:t>
       <w:br/>
       <w:br/>
     </w:r>

--- a/tillsyn/A 38156-2026 tillsynsbegäran.docx
+++ b/tillsyn/A 38156-2026 tillsynsbegäran.docx
@@ -869,7 +869,7 @@
     <w:r>
       <w:tab/>
       <w:tab/>
-      <w:t>2026-10-28</w:t>
+      <w:t>2026-10-29</w:t>
       <w:br/>
       <w:br/>
     </w:r>

--- a/tillsyn/A 38156-2026 tillsynsbegäran.docx
+++ b/tillsyn/A 38156-2026 tillsynsbegäran.docx
@@ -869,7 +869,7 @@
     <w:r>
       <w:tab/>
       <w:tab/>
-      <w:t>2026-10-29</w:t>
+      <w:t>2026-10-31</w:t>
       <w:br/>
       <w:br/>
     </w:r>
